--- a/policies/build/preview/HCO.COP.2_v2_preview.docx
+++ b/policies/build/preview/HCO.COP.2_v2_preview.docx
@@ -406,7 +406,7 @@
                 <w:sz w:val="18"/>
                 <w:szCs w:val="18"/>
               </w:rPr>
-              <w:t xml:space="preserve">«Patient Rights Officer»  Name «________»</w:t>
+              <w:t xml:space="preserve">«Emergency In-Charge»  Name «________»</w:t>
             </w:r>
           </w:p>
         </w:tc>
@@ -815,7 +815,7 @@
           <w:sz w:val="22"/>
           <w:szCs w:val="22"/>
         </w:rPr>
-        <w:t xml:space="preserve">1. Do not skip: There shall be an identied area in the organisation which is easily accessible to receive and manage emerg...</w:t>
+        <w:t xml:space="preserve">1. Do not skip: There shall be an identified area in the organisation which is easily accessible to receive and manage emer...</w:t>
       </w:r>
     </w:p>
     <w:p>
@@ -953,19 +953,19 @@
         <w:spacing w:after="100" w:before="220"/>
       </w:pPr>
       <w:r>
-        <w:t xml:space="preserve">5.1 There shall be an identied area in the organisation which is easily ..</w:t>
-      </w:r>
-    </w:p>
-    <w:p>
-      <w:pPr>
-        <w:spacing w:after="140"/>
-      </w:pPr>
-      <w:r>
-        <w:rPr>
-          <w:sz w:val="22"/>
-          <w:szCs w:val="22"/>
-        </w:rPr>
-        <w:t xml:space="preserve">There shall be an identied area in the organisation which is easily accessible to receive and manage emergency patients, with adequate and appropriate resources.</w:t>
+        <w:t xml:space="preserve">5.1 There shall be an identified area in the organisation which is easily..</w:t>
+      </w:r>
+    </w:p>
+    <w:p>
+      <w:pPr>
+        <w:spacing w:after="140"/>
+      </w:pPr>
+      <w:r>
+        <w:rPr>
+          <w:sz w:val="22"/>
+          <w:szCs w:val="22"/>
+        </w:rPr>
+        <w:t xml:space="preserve">There shall be an identified area in the organisation which is easily accessible to receive and manage emergency patients, with adequate and appropriate resources.</w:t>
       </w:r>
     </w:p>
     <w:p>
@@ -2453,7 +2453,7 @@
           <w:sz w:val="22"/>
           <w:szCs w:val="22"/>
         </w:rPr>
-        <w:t xml:space="preserve">Medical Superintendent; Emergency In-Charge; Quality Coordinator; department clinical staff covered by COP.2.</w:t>
+        <w:t xml:space="preserve">Medical Superintendent; Emergency In-Charge; Quality Coordinator; department clinical staff covered by COP.2</w:t>
       </w:r>
     </w:p>
     <w:p>
@@ -2658,7 +2658,7 @@
                 <w:sz w:val="18"/>
                 <w:szCs w:val="18"/>
               </w:rPr>
-              <w:t xml:space="preserve">There shall be an identied area in the organisation which is easily accessible to receive and manage emergency patients, with adequate and appropriate resources.</w:t>
+              <w:t xml:space="preserve">There shall be an identified area in the organisation which is easily accessible to receive and manage emergency patients, with adequate and appropriate resources.</w:t>
             </w:r>
           </w:p>
         </w:tc>
@@ -3457,7 +3457,7 @@
         <w:spacing w:after="100" w:before="220"/>
       </w:pPr>
       <w:r>
-        <w:t xml:space="preserve">COP.2.a — There shall be an identied area in the organisation which is easily accessible to receive and manage emergency patients, with adequate and appropriate resources.</w:t>
+        <w:t xml:space="preserve">COP.2.a — There shall be an identified area in the organisation which is easily accessible to receive and manage emergency patients, with adequate and appropriate resources.</w:t>
       </w:r>
     </w:p>
     <w:p>
